--- a/assets/Avinash_Kodali_Resume.docx
+++ b/assets/Avinash_Kodali_Resume.docx
@@ -58,13 +58,50 @@
         </w:rPr>
         <w:t xml:space="preserve"> | </w:t>
       </w:r>
-      <w:r>
-        <w:rPr>
-          <w:sz w:val="20"/>
-          <w:szCs w:val="20"/>
-        </w:rPr>
-        <w:t>LinkedIn | GitHub | Portfolio</w:t>
-      </w:r>
+      <w:hyperlink r:id="rId6" w:history="1">
+        <w:r>
+          <w:rPr>
+            <w:rStyle w:val="Hyperlink"/>
+            <w:sz w:val="20"/>
+            <w:szCs w:val="20"/>
+          </w:rPr>
+          <w:t>LinkedIn</w:t>
+        </w:r>
+      </w:hyperlink>
+      <w:r>
+        <w:rPr>
+          <w:sz w:val="20"/>
+          <w:szCs w:val="20"/>
+        </w:rPr>
+        <w:t xml:space="preserve"> | </w:t>
+      </w:r>
+      <w:hyperlink r:id="rId7" w:history="1">
+        <w:r>
+          <w:rPr>
+            <w:rStyle w:val="Hyperlink"/>
+            <w:sz w:val="20"/>
+            <w:szCs w:val="20"/>
+          </w:rPr>
+          <w:t>GitHub</w:t>
+        </w:r>
+      </w:hyperlink>
+      <w:r>
+        <w:rPr>
+          <w:sz w:val="20"/>
+          <w:szCs w:val="20"/>
+        </w:rPr>
+        <w:t xml:space="preserve"> | </w:t>
+      </w:r>
+      <w:hyperlink r:id="rId8" w:history="1">
+        <w:r>
+          <w:rPr>
+            <w:rStyle w:val="Hyperlink"/>
+            <w:sz w:val="20"/>
+            <w:szCs w:val="20"/>
+          </w:rPr>
+          <w:t>Portfolio</w:t>
+        </w:r>
+      </w:hyperlink>
     </w:p>
     <w:p>
       <w:pPr>
@@ -2178,7 +2215,7 @@
           <w:szCs w:val="20"/>
         </w:rPr>
       </w:pPr>
-      <w:hyperlink r:id="rId6">
+      <w:hyperlink r:id="rId9">
         <w:r>
           <w:rPr>
             <w:color w:val="467885"/>
@@ -2272,7 +2309,7 @@
           <w:szCs w:val="20"/>
         </w:rPr>
       </w:pPr>
-      <w:hyperlink r:id="rId7">
+      <w:hyperlink r:id="rId10">
         <w:proofErr w:type="spellStart"/>
         <w:r>
           <w:rPr>
@@ -2368,7 +2405,7 @@
           <w:szCs w:val="20"/>
         </w:rPr>
       </w:pPr>
-      <w:hyperlink r:id="rId8">
+      <w:hyperlink r:id="rId11">
         <w:r>
           <w:rPr>
             <w:color w:val="467885"/>
@@ -2480,7 +2517,7 @@
           <w:szCs w:val="20"/>
         </w:rPr>
       </w:pPr>
-      <w:hyperlink r:id="rId9">
+      <w:hyperlink r:id="rId12">
         <w:r>
           <w:rPr>
             <w:color w:val="467885"/>
@@ -2594,7 +2631,7 @@
           <w:szCs w:val="20"/>
         </w:rPr>
       </w:pPr>
-      <w:hyperlink r:id="rId10">
+      <w:hyperlink r:id="rId13">
         <w:r>
           <w:rPr>
             <w:color w:val="467885"/>
@@ -2687,7 +2724,7 @@
           <w:szCs w:val="20"/>
         </w:rPr>
       </w:pPr>
-      <w:hyperlink r:id="rId11" w:history="1">
+      <w:hyperlink r:id="rId14" w:history="1">
         <w:r>
           <w:rPr>
             <w:rStyle w:val="Hyperlink"/>
@@ -2702,23 +2739,7 @@
             <w:sz w:val="20"/>
             <w:szCs w:val="20"/>
           </w:rPr>
-          <w:t>ssoc</w:t>
-        </w:r>
-        <w:r>
-          <w:rPr>
-            <w:rStyle w:val="Hyperlink"/>
-            <w:sz w:val="20"/>
-            <w:szCs w:val="20"/>
-          </w:rPr>
-          <w:t>i</w:t>
-        </w:r>
-        <w:r>
-          <w:rPr>
-            <w:rStyle w:val="Hyperlink"/>
-            <w:sz w:val="20"/>
-            <w:szCs w:val="20"/>
-          </w:rPr>
-          <w:t>ate Cloud Engineer Certification</w:t>
+          <w:t>ssociate Cloud Engineer Certification</w:t>
         </w:r>
       </w:hyperlink>
     </w:p>
@@ -2746,7 +2767,7 @@
           <w:szCs w:val="20"/>
         </w:rPr>
       </w:pPr>
-      <w:hyperlink r:id="rId12" w:history="1">
+      <w:hyperlink r:id="rId15" w:history="1">
         <w:r>
           <w:rPr>
             <w:rStyle w:val="Hyperlink"/>
@@ -2811,7 +2832,7 @@
         <v:path o:extrusionok="f" gradientshapeok="t" o:connecttype="rect"/>
         <o:lock v:ext="edit" aspectratio="t"/>
       </v:shapetype>
-      <v:shape id="Image 1" o:spid="_x0000_i1025" type="#_x0000_t75" style="width:15.65pt;height:15.65pt;visibility:visible;mso-wrap-style:square" o:bullet="t">
+      <v:shape id="Image 1" o:spid="_x0000_i1025" type="#_x0000_t75" style="width:15.6pt;height:15.6pt;visibility:visible;mso-wrap-style:square" o:bullet="t">
         <v:imagedata r:id="rId1" o:title=""/>
         <o:lock v:ext="edit" aspectratio="f"/>
       </v:shape>
